--- a/8.Project Demonstration/Team Involvement in Demonstration.docx
+++ b/8.Project Demonstration/Team Involvement in Demonstration.docx
@@ -21,6 +21,11 @@
     <w:p>
       <w:r>
         <w:t>A successful demonstration of the HDI Prediction System relies on clear team roles and tasks. This document outlines the responsibilities of each team member during the demonstration.</w:t>
+      </w:r>
+    </w:p>
+    <w:p>
+      <w:r>
+        <w:t>---</w:t>
       </w:r>
     </w:p>
     <w:p>
@@ -173,11 +178,21 @@
       </w:r>
     </w:p>
     <w:p>
+      <w:r>
+        <w:t>---</w:t>
+      </w:r>
+    </w:p>
+    <w:p>
       <w:pPr>
         <w:pStyle w:val="Heading2"/>
       </w:pPr>
       <w:r>
         <w:t>3. Team Action Plan</w:t>
+      </w:r>
+    </w:p>
+    <w:p>
+      <w:r>
+        <w:t>The presentation transitions smoothly between technical and visual segments:</w:t>
       </w:r>
     </w:p>
     <w:p>
